--- a/examples/templates/docuskills_template.docx
+++ b/examples/templates/docuskills_template.docx
@@ -12,7 +12,6 @@
         <w:alias w:val="Title"/>
         <w:tag w:val="docuskills_title"/>
         <w:id w:val="101"/>
-        <w:showingPlcHdr/>
         <w:placeholder>
           <w:docPart w:val="DefaultPlaceholder_Title"/>
         </w:placeholder>
@@ -30,7 +29,7 @@
               <w:sz w:val="56"/>
               <w:b/>
             </w:rPr>
-            <w:t>Insert title here</w:t>
+            <w:t>DocuSkills Brand Operations Review</w:t>
           </w:r>
         </w:p>
       </w:sdtContent>
@@ -40,18 +39,27 @@
         <w:pStyle w:val="DocuSkillsCoverSubtitle"/>
       </w:pPr>
       <w:r>
-        <w:t>{{subtitle}} - an internal DocuSkills Corp brief</w:t>
+        <w:t>Annual Brand Operations Review - DocuSkills Corp (synthetic)</w:t>
       </w:r>
     </w:p>
     <w:p>
       <w:r>
-        <w:t>Document ID: {{doc_id}}</w:t>
+        <w:t>Document ID: DSK-BR-2026-014</w:t>
       </w:r>
     </w:p>
     <w:p>
       <w:r>
-        <w:t>{{date}}</w:t>
+        <w:t>June 5, 2026</w:t>
       </w:r>
+    </w:p>
+    <w:p>
+      <w:pPr>
+        <w:shd w:val="clear" w:color="auto" w:fill="16213F"/>
+        <w:pBdr>
+          <w:bottom w:val="single" w:sz="24" w:space="2" w:color="E0742B"/>
+        </w:pBdr>
+        <w:spacing w:before="60" w:after="180"/>
+      </w:pPr>
     </w:p>
     <w:p>
       <w:pPr>
@@ -257,7 +265,7 @@
         <w:pStyle w:val="TableofFigures"/>
       </w:pPr>
       <w:r>
-        <w:t xml:space="preserve">Table 1. DocuSkills quarterly revenue</w:t>
+        <w:t xml:space="preserve">Table 1. DocuSkills FY2026 quarterly revenue</w:t>
       </w:r>
       <w:r>
         <w:tab/>
@@ -283,7 +291,7 @@
         <w:pStyle w:val="TableofFigures"/>
       </w:pPr>
       <w:r>
-        <w:t xml:space="preserve">Table 2. DocuSkills regional split</w:t>
+        <w:t xml:space="preserve">Table 2. DocuSkills program rollout matrix</w:t>
       </w:r>
       <w:r>
         <w:tab/>
@@ -292,13 +300,13 @@
         <w:fldChar w:fldCharType="begin"/>
       </w:r>
       <w:r>
-        <w:instrText xml:space="preserve"> PAGEREF _Toc0006 \h </w:instrText>
+        <w:instrText xml:space="preserve"> PAGEREF _Toc0007 \h </w:instrText>
       </w:r>
       <w:r>
         <w:fldChar w:fldCharType="separate"/>
       </w:r>
       <w:r>
-        <w:t xml:space="preserve">6</w:t>
+        <w:t xml:space="preserve">7</w:t>
       </w:r>
       <w:r>
         <w:fldChar w:fldCharType="end"/>
@@ -390,7 +398,7 @@
         <w:pStyle w:val="Heading1"/>
       </w:pPr>
       <w:r>
-        <w:t>Key DocuSkills principles</w:t>
+        <w:t>Brand operating principles</w:t>
       </w:r>
     </w:p>
     <w:p>
@@ -398,7 +406,7 @@
         <w:pStyle w:val="DocuSkillsBulletL1"/>
       </w:pPr>
       <w:r>
-        <w:t>First-level bullet about DocuSkills widgets</w:t>
+        <w:t>Consistency before customization</w:t>
       </w:r>
     </w:p>
     <w:p>
@@ -406,7 +414,7 @@
         <w:pStyle w:val="DocuSkillsBulletL2"/>
       </w:pPr>
       <w:r>
-        <w:t>Second-level bullet detail</w:t>
+        <w:t>One palette: navy, teal, amber</w:t>
       </w:r>
     </w:p>
     <w:p>
@@ -414,7 +422,7 @@
         <w:pStyle w:val="DocuSkillsBulletL2"/>
       </w:pPr>
       <w:r>
-        <w:t>Another second-level detail</w:t>
+        <w:t>Type scale fixed across all templates</w:t>
       </w:r>
     </w:p>
     <w:p>
@@ -422,7 +430,23 @@
         <w:pStyle w:val="DocuSkillsBulletL1"/>
       </w:pPr>
       <w:r>
-        <w:t>Another first-level bullet</w:t>
+        <w:t>Templates are contracts, not suggestions</w:t>
+      </w:r>
+    </w:p>
+    <w:p>
+      <w:pPr>
+        <w:pStyle w:val="DocuSkillsBulletL2"/>
+      </w:pPr>
+      <w:r>
+        <w:t>Cover, contents, and indices are preserved</w:t>
+      </w:r>
+    </w:p>
+    <w:p>
+      <w:pPr>
+        <w:pStyle w:val="DocuSkillsBulletL2"/>
+      </w:pPr>
+      <w:r>
+        <w:t>Body content is regenerated per request</w:t>
       </w:r>
     </w:p>
     <w:p>
@@ -430,7 +454,7 @@
         <w:pStyle w:val="Heading2"/>
       </w:pPr>
       <w:r>
-        <w:t>DocuSkills rollout steps</w:t>
+        <w:t>Rollout sequence</w:t>
       </w:r>
     </w:p>
     <w:p>
@@ -438,7 +462,7 @@
         <w:pStyle w:val="DocuSkillsNumberL1"/>
       </w:pPr>
       <w:r>
-        <w:t>Define the DocuSkills brand profile</w:t>
+        <w:t>Extract the template surface and brand profile</w:t>
       </w:r>
     </w:p>
     <w:p>
@@ -446,7 +470,7 @@
         <w:pStyle w:val="DocuSkillsNumberL1"/>
       </w:pPr>
       <w:r>
-        <w:t>Extract the template surface</w:t>
+        <w:t>Review the captured slots and index front matter</w:t>
       </w:r>
     </w:p>
     <w:p>
@@ -527,7 +551,7 @@
           </w:tcPr>
           <w:p>
             <w:r>
-              <w:t>Q1</w:t>
+              <w:t>Q1 2026</w:t>
             </w:r>
           </w:p>
         </w:tc>
@@ -537,7 +561,7 @@
           </w:tcPr>
           <w:p>
             <w:r>
-              <w:t>$3.2M</w:t>
+              <w:t>$3.20M</w:t>
             </w:r>
           </w:p>
         </w:tc>
@@ -547,7 +571,7 @@
           </w:tcPr>
           <w:p>
             <w:r>
-              <w:t>+8%</w:t>
+              <w:t>+8.4%</w:t>
             </w:r>
           </w:p>
         </w:tc>
@@ -569,7 +593,7 @@
           </w:tcPr>
           <w:p>
             <w:r>
-              <w:t>Q2</w:t>
+              <w:t>Q2 2026</w:t>
             </w:r>
           </w:p>
         </w:tc>
@@ -579,7 +603,7 @@
           </w:tcPr>
           <w:p>
             <w:r>
-              <w:t>$3.5M</w:t>
+              <w:t>$3.48M</w:t>
             </w:r>
           </w:p>
         </w:tc>
@@ -589,7 +613,7 @@
           </w:tcPr>
           <w:p>
             <w:r>
-              <w:t>+9%</w:t>
+              <w:t>+8.8%</w:t>
             </w:r>
           </w:p>
         </w:tc>
@@ -600,6 +624,90 @@
           <w:p>
             <w:r>
               <w:t>South</w:t>
+            </w:r>
+          </w:p>
+        </w:tc>
+      </w:tr>
+      <w:tr>
+        <w:tc>
+          <w:tcPr>
+            <w:tcW w:type="dxa" w:w="2160"/>
+          </w:tcPr>
+          <w:p>
+            <w:r>
+              <w:t>Q3 2026</w:t>
+            </w:r>
+          </w:p>
+        </w:tc>
+        <w:tc>
+          <w:tcPr>
+            <w:tcW w:type="dxa" w:w="2160"/>
+          </w:tcPr>
+          <w:p>
+            <w:r>
+              <w:t>$3.91M</w:t>
+            </w:r>
+          </w:p>
+        </w:tc>
+        <w:tc>
+          <w:tcPr>
+            <w:tcW w:type="dxa" w:w="2160"/>
+          </w:tcPr>
+          <w:p>
+            <w:r>
+              <w:t>+12.4%</w:t>
+            </w:r>
+          </w:p>
+        </w:tc>
+        <w:tc>
+          <w:tcPr>
+            <w:tcW w:type="dxa" w:w="2160"/>
+          </w:tcPr>
+          <w:p>
+            <w:r>
+              <w:t>EMEA</w:t>
+            </w:r>
+          </w:p>
+        </w:tc>
+      </w:tr>
+      <w:tr>
+        <w:tc>
+          <w:tcPr>
+            <w:tcW w:type="dxa" w:w="2160"/>
+          </w:tcPr>
+          <w:p>
+            <w:r>
+              <w:t>Q4 2026</w:t>
+            </w:r>
+          </w:p>
+        </w:tc>
+        <w:tc>
+          <w:tcPr>
+            <w:tcW w:type="dxa" w:w="2160"/>
+          </w:tcPr>
+          <w:p>
+            <w:r>
+              <w:t>$4.25M</w:t>
+            </w:r>
+          </w:p>
+        </w:tc>
+        <w:tc>
+          <w:tcPr>
+            <w:tcW w:type="dxa" w:w="2160"/>
+          </w:tcPr>
+          <w:p>
+            <w:r>
+              <w:t>+8.7%</w:t>
+            </w:r>
+          </w:p>
+        </w:tc>
+        <w:tc>
+          <w:tcPr>
+            <w:tcW w:type="dxa" w:w="2160"/>
+          </w:tcPr>
+          <w:p>
+            <w:r>
+              <w:t>APAC</w:t>
             </w:r>
           </w:p>
         </w:tc>
@@ -628,7 +736,7 @@
         <w:fldChar w:fldCharType="end"/>
       </w:r>
       <w:r>
-        <w:t xml:space="preserve">. DocuSkills quarterly revenue (demo data).</w:t>
+        <w:t xml:space="preserve">. DocuSkills FY2026 quarterly revenue by region (synthetic data).</w:t>
       </w:r>
     </w:p>
     <w:p>
@@ -646,7 +754,7 @@
       <w:r>
         <w:drawing>
           <wp:inline distT="0" distB="0" distL="0" distR="0">
-            <wp:extent cx="914400" cy="304800"/>
+            <wp:extent cx="1097280" cy="1097280"/>
             <wp:effectExtent l="0" t="0" r="0" b="0"/>
             <wp:docPr id="100" name="DocuSkillsLogoFigure"/>
             <wp:cNvGraphicFramePr>
@@ -668,7 +776,7 @@
                   <ns4:spPr>
                     <ns3:xfrm>
                       <ns3:off x="0" y="0"/>
-                      <ns3:ext cx="914400" cy="304800"/>
+                      <ns3:ext cx="1097280" cy="1097280"/>
                     </ns3:xfrm>
                     <ns3:prstGeom prst="rect">
                       <ns3:avLst/>
@@ -712,7 +820,7 @@
         <w:pStyle w:val="DocuSkillsCallout"/>
       </w:pPr>
       <w:r>
-        <w:t>Note: this is a synthetic DocuSkills Corp callout box. Replace the body content during generation; the cover and the index front matter are preserved.</w:t>
+        <w:t>DocuSkills Corp is a synthetic, fictional company used to demonstrate an on-brand internal brief. All figures, names, and regions in this template are illustrative.</w:t>
       </w:r>
     </w:p>
     <w:p>
@@ -745,12 +853,12 @@
         <w:pStyle w:val="Heading1"/>
       </w:pPr>
       <w:r>
-        <w:t>Example heading</w:t>
+        <w:t>Overview</w:t>
       </w:r>
     </w:p>
     <w:p>
       <w:r>
-        <w:t>Lorem ipsum dolor sit amet, consectetur adipiscing elit. This demo paragraph is instruction content that a generation run should clear and replace with the user's real DocuSkills content.</w:t>
+        <w:t>This brief summarizes how the DocuSkills Corp brand system is applied across internal documents. It exists to show a complete, on-brand template; a generation run replaces this body with the requested content.</w:t>
       </w:r>
     </w:p>
     <w:p>
@@ -758,19 +866,19 @@
         <w:pStyle w:val="Heading2"/>
       </w:pPr>
       <w:r>
-        <w:t>Example subheading</w:t>
+        <w:t>Methodology</w:t>
       </w:r>
     </w:p>
     <w:p>
       <w:r>
-        <w:t>Praesent commodo cursus magna. Curabitur blandit tempus porttitor. DocuSkills Corp placeholder body text continues here.</w:t>
+        <w:t>Figures are drawn from a synthetic operations dataset maintained by the DocuSkills brand office. Revenue, growth, and regional splits are illustrative and should not be read as real performance data.</w:t>
       </w:r>
     </w:p>
     <w:p>
       <w:pPr>
         <w:sectPr>
-          <w:headerReference w:type="default" r:id="rId11"/>
-          <w:footerReference w:type="default" r:id="rId12"/>
+          <w:headerReference w:type="default" r:id="rId12"/>
+          <w:footerReference w:type="default" r:id="rId13"/>
           <w:pgSz w:w="12240" w:h="15840"/>
           <w:pgMar w:top="1440" w:right="1800" w:bottom="1440" w:left="1800" w:header="720" w:footer="720" w:gutter="0"/>
           <w:cols w:space="720"/>
@@ -788,7 +896,496 @@
     </w:p>
     <w:p>
       <w:r>
-        <w:t>This appendix sits in a landscape section. Wide DocuSkills tables and figures live here. Demo content the generator may clear.</w:t>
+        <w:t>This appendix sits in a landscape section. It carries a wide program rollout matrix and a second brand figure that the portrait body cannot fit. Demo content the generator may clear.</w:t>
+      </w:r>
+    </w:p>
+    <w:p>
+      <w:pPr>
+        <w:pStyle w:val="Heading2"/>
+      </w:pPr>
+      <w:r>
+        <w:t>Program rollout matrix</w:t>
+      </w:r>
+    </w:p>
+    <w:tbl>
+      <w:tblPr>
+        <w:tblStyle w:val="DocuSkillsTable"/>
+        <w:tblW w:type="auto" w:w="0"/>
+        <w:tblLayout w:type="fixed"/>
+        <w:tblLook w:firstColumn="1" w:firstRow="1" w:lastColumn="0" w:lastRow="0" w:noHBand="0" w:noVBand="1" w:val="04A0"/>
+        <w:tblLook w:firstRow="1" w:lastRow="0" w:firstColumn="0" w:lastColumn="0" w:noHBand="0" w:noVBand="1"/>
+        <w:tblLayout w:type="fixed"/>
+      </w:tblPr>
+      <w:tblGrid>
+        <w:gridCol w:w="1749"/>
+        <w:gridCol w:w="1749"/>
+        <w:gridCol w:w="1749"/>
+        <w:gridCol w:w="1749"/>
+        <w:gridCol w:w="1749"/>
+        <w:gridCol w:w="1749"/>
+        <w:gridCol w:w="1749"/>
+      </w:tblGrid>
+      <w:tr>
+        <w:tc>
+          <w:tcPr>
+            <w:tcW w:type="dxa" w:w="2880"/>
+          </w:tcPr>
+          <w:p>
+            <w:r>
+              <w:t>Workstream</w:t>
+            </w:r>
+          </w:p>
+        </w:tc>
+        <w:tc>
+          <w:tcPr>
+            <w:tcW w:type="dxa" w:w="2400"/>
+          </w:tcPr>
+          <w:p>
+            <w:r>
+              <w:t>Owner</w:t>
+            </w:r>
+          </w:p>
+        </w:tc>
+        <w:tc>
+          <w:tcPr>
+            <w:tcW w:type="dxa" w:w="1680"/>
+          </w:tcPr>
+          <w:p>
+            <w:r>
+              <w:t>Q1</w:t>
+            </w:r>
+          </w:p>
+        </w:tc>
+        <w:tc>
+          <w:tcPr>
+            <w:tcW w:type="dxa" w:w="1680"/>
+          </w:tcPr>
+          <w:p>
+            <w:r>
+              <w:t>Q2</w:t>
+            </w:r>
+          </w:p>
+        </w:tc>
+        <w:tc>
+          <w:tcPr>
+            <w:tcW w:type="dxa" w:w="1680"/>
+          </w:tcPr>
+          <w:p>
+            <w:r>
+              <w:t>Q3</w:t>
+            </w:r>
+          </w:p>
+        </w:tc>
+        <w:tc>
+          <w:tcPr>
+            <w:tcW w:type="dxa" w:w="1680"/>
+          </w:tcPr>
+          <w:p>
+            <w:r>
+              <w:t>Q4</w:t>
+            </w:r>
+          </w:p>
+        </w:tc>
+        <w:tc>
+          <w:tcPr>
+            <w:tcW w:type="dxa" w:w="1680"/>
+          </w:tcPr>
+          <w:p>
+            <w:r>
+              <w:t>Status</w:t>
+            </w:r>
+          </w:p>
+        </w:tc>
+      </w:tr>
+      <w:tr>
+        <w:tc>
+          <w:tcPr>
+            <w:tcW w:type="dxa" w:w="2880"/>
+          </w:tcPr>
+          <w:p>
+            <w:r>
+              <w:t>Template surface</w:t>
+            </w:r>
+          </w:p>
+        </w:tc>
+        <w:tc>
+          <w:tcPr>
+            <w:tcW w:type="dxa" w:w="2400"/>
+          </w:tcPr>
+          <w:p>
+            <w:r>
+              <w:t>Brand Office</w:t>
+            </w:r>
+          </w:p>
+        </w:tc>
+        <w:tc>
+          <w:tcPr>
+            <w:tcW w:type="dxa" w:w="1680"/>
+          </w:tcPr>
+          <w:p>
+            <w:r>
+              <w:t>Scope</w:t>
+            </w:r>
+          </w:p>
+        </w:tc>
+        <w:tc>
+          <w:tcPr>
+            <w:tcW w:type="dxa" w:w="1680"/>
+          </w:tcPr>
+          <w:p>
+            <w:r>
+              <w:t>Build</w:t>
+            </w:r>
+          </w:p>
+        </w:tc>
+        <w:tc>
+          <w:tcPr>
+            <w:tcW w:type="dxa" w:w="1680"/>
+          </w:tcPr>
+          <w:p>
+            <w:r>
+              <w:t>QA</w:t>
+            </w:r>
+          </w:p>
+        </w:tc>
+        <w:tc>
+          <w:tcPr>
+            <w:tcW w:type="dxa" w:w="1680"/>
+          </w:tcPr>
+          <w:p>
+            <w:r>
+              <w:t>Ship</w:t>
+            </w:r>
+          </w:p>
+        </w:tc>
+        <w:tc>
+          <w:tcPr>
+            <w:tcW w:type="dxa" w:w="1680"/>
+          </w:tcPr>
+          <w:p>
+            <w:r>
+              <w:t>On track</w:t>
+            </w:r>
+          </w:p>
+        </w:tc>
+      </w:tr>
+      <w:tr>
+        <w:tc>
+          <w:tcPr>
+            <w:tcW w:type="dxa" w:w="2880"/>
+          </w:tcPr>
+          <w:p>
+            <w:r>
+              <w:t>Profile extraction</w:t>
+            </w:r>
+          </w:p>
+        </w:tc>
+        <w:tc>
+          <w:tcPr>
+            <w:tcW w:type="dxa" w:w="2400"/>
+          </w:tcPr>
+          <w:p>
+            <w:r>
+              <w:t>Platform</w:t>
+            </w:r>
+          </w:p>
+        </w:tc>
+        <w:tc>
+          <w:tcPr>
+            <w:tcW w:type="dxa" w:w="1680"/>
+          </w:tcPr>
+          <w:p>
+            <w:r>
+              <w:t>Spec</w:t>
+            </w:r>
+          </w:p>
+        </w:tc>
+        <w:tc>
+          <w:tcPr>
+            <w:tcW w:type="dxa" w:w="1680"/>
+          </w:tcPr>
+          <w:p>
+            <w:r>
+              <w:t>Build</w:t>
+            </w:r>
+          </w:p>
+        </w:tc>
+        <w:tc>
+          <w:tcPr>
+            <w:tcW w:type="dxa" w:w="1680"/>
+          </w:tcPr>
+          <w:p>
+            <w:r>
+              <w:t>Verify</w:t>
+            </w:r>
+          </w:p>
+        </w:tc>
+        <w:tc>
+          <w:tcPr>
+            <w:tcW w:type="dxa" w:w="1680"/>
+          </w:tcPr>
+          <w:p>
+            <w:r>
+              <w:t>Tune</w:t>
+            </w:r>
+          </w:p>
+        </w:tc>
+        <w:tc>
+          <w:tcPr>
+            <w:tcW w:type="dxa" w:w="1680"/>
+          </w:tcPr>
+          <w:p>
+            <w:r>
+              <w:t>On track</w:t>
+            </w:r>
+          </w:p>
+        </w:tc>
+      </w:tr>
+      <w:tr>
+        <w:tc>
+          <w:tcPr>
+            <w:tcW w:type="dxa" w:w="2880"/>
+          </w:tcPr>
+          <w:p>
+            <w:r>
+              <w:t>Generation engine</w:t>
+            </w:r>
+          </w:p>
+        </w:tc>
+        <w:tc>
+          <w:tcPr>
+            <w:tcW w:type="dxa" w:w="2400"/>
+          </w:tcPr>
+          <w:p>
+            <w:r>
+              <w:t>Platform</w:t>
+            </w:r>
+          </w:p>
+        </w:tc>
+        <w:tc>
+          <w:tcPr>
+            <w:tcW w:type="dxa" w:w="1680"/>
+          </w:tcPr>
+          <w:p>
+            <w:r>
+              <w:t>Design</w:t>
+            </w:r>
+          </w:p>
+        </w:tc>
+        <w:tc>
+          <w:tcPr>
+            <w:tcW w:type="dxa" w:w="1680"/>
+          </w:tcPr>
+          <w:p>
+            <w:r>
+              <w:t>Build</w:t>
+            </w:r>
+          </w:p>
+        </w:tc>
+        <w:tc>
+          <w:tcPr>
+            <w:tcW w:type="dxa" w:w="1680"/>
+          </w:tcPr>
+          <w:p>
+            <w:r>
+              <w:t>Build</w:t>
+            </w:r>
+          </w:p>
+        </w:tc>
+        <w:tc>
+          <w:tcPr>
+            <w:tcW w:type="dxa" w:w="1680"/>
+          </w:tcPr>
+          <w:p>
+            <w:r>
+              <w:t>Verify</w:t>
+            </w:r>
+          </w:p>
+        </w:tc>
+        <w:tc>
+          <w:tcPr>
+            <w:tcW w:type="dxa" w:w="1680"/>
+          </w:tcPr>
+          <w:p>
+            <w:r>
+              <w:t>At risk</w:t>
+            </w:r>
+          </w:p>
+        </w:tc>
+      </w:tr>
+      <w:tr>
+        <w:tc>
+          <w:tcPr>
+            <w:tcW w:type="dxa" w:w="2880"/>
+          </w:tcPr>
+          <w:p>
+            <w:r>
+              <w:t>Rollout &amp; training</w:t>
+            </w:r>
+          </w:p>
+        </w:tc>
+        <w:tc>
+          <w:tcPr>
+            <w:tcW w:type="dxa" w:w="2400"/>
+          </w:tcPr>
+          <w:p>
+            <w:r>
+              <w:t>Enablement</w:t>
+            </w:r>
+          </w:p>
+        </w:tc>
+        <w:tc>
+          <w:tcPr>
+            <w:tcW w:type="dxa" w:w="1680"/>
+          </w:tcPr>
+          <w:p>
+            <w:r>
+              <w:t>Plan</w:t>
+            </w:r>
+          </w:p>
+        </w:tc>
+        <w:tc>
+          <w:tcPr>
+            <w:tcW w:type="dxa" w:w="1680"/>
+          </w:tcPr>
+          <w:p>
+            <w:r>
+              <w:t>Draft</w:t>
+            </w:r>
+          </w:p>
+        </w:tc>
+        <w:tc>
+          <w:tcPr>
+            <w:tcW w:type="dxa" w:w="1680"/>
+          </w:tcPr>
+          <w:p>
+            <w:r>
+              <w:t>Pilot</w:t>
+            </w:r>
+          </w:p>
+        </w:tc>
+        <w:tc>
+          <w:tcPr>
+            <w:tcW w:type="dxa" w:w="1680"/>
+          </w:tcPr>
+          <w:p>
+            <w:r>
+              <w:t>Launch</w:t>
+            </w:r>
+          </w:p>
+        </w:tc>
+        <w:tc>
+          <w:tcPr>
+            <w:tcW w:type="dxa" w:w="1680"/>
+          </w:tcPr>
+          <w:p>
+            <w:r>
+              <w:t>Planned</w:t>
+            </w:r>
+          </w:p>
+        </w:tc>
+      </w:tr>
+    </w:tbl>
+    <w:p>
+      <w:pPr>
+        <w:pStyle w:val="Caption"/>
+      </w:pPr>
+      <w:r>
+        <w:t xml:space="preserve">Table </w:t>
+      </w:r>
+      <w:r>
+        <w:fldChar w:fldCharType="begin"/>
+      </w:r>
+      <w:r>
+        <w:instrText xml:space="preserve"> SEQ Table \* ARABIC </w:instrText>
+      </w:r>
+      <w:r>
+        <w:fldChar w:fldCharType="separate"/>
+      </w:r>
+      <w:r>
+        <w:t xml:space="preserve">1</w:t>
+      </w:r>
+      <w:r>
+        <w:fldChar w:fldCharType="end"/>
+      </w:r>
+      <w:r>
+        <w:t xml:space="preserve">. DocuSkills FY2026 program rollout matrix (synthetic).</w:t>
+      </w:r>
+    </w:p>
+    <w:p>
+      <w:pPr>
+        <w:pStyle w:val="Heading2"/>
+      </w:pPr>
+      <w:r>
+        <w:t>DocuSkills growth curve</w:t>
+      </w:r>
+    </w:p>
+    <w:p>
+      <w:pPr>
+        <w:jc w:val="center"/>
+      </w:pPr>
+      <w:r>
+        <w:drawing>
+          <wp:inline distT="0" distB="0" distL="0" distR="0">
+            <wp:extent cx="2286000" cy="952500"/>
+            <wp:effectExtent l="0" t="0" r="0" b="0"/>
+            <wp:docPr id="300" name="DocuSkillsGrowthFigure"/>
+            <wp:cNvGraphicFramePr>
+              <ns2:graphicFrameLocks xmlns:ns2="http://schemas.openxmlformats.org/drawingml/2006/main" noChangeAspect="1"/>
+            </wp:cNvGraphicFramePr>
+            <ns3:graphic xmlns:ns3="http://schemas.openxmlformats.org/drawingml/2006/main">
+              <ns3:graphicData uri="http://schemas.openxmlformats.org/drawingml/2006/picture">
+                <ns4:pic xmlns:ns4="http://schemas.openxmlformats.org/drawingml/2006/picture">
+                  <ns4:nvPicPr>
+                    <ns4:cNvPr id="0" name="DocuSkillsGrowthFigure"/>
+                    <ns4:cNvPicPr/>
+                  </ns4:nvPicPr>
+                  <ns4:blipFill>
+                    <ns3:blip r:embed="rId11"/>
+                    <ns3:stretch>
+                      <ns3:fillRect/>
+                    </ns3:stretch>
+                  </ns4:blipFill>
+                  <ns4:spPr>
+                    <ns3:xfrm>
+                      <ns3:off x="0" y="0"/>
+                      <ns3:ext cx="2286000" cy="952500"/>
+                    </ns3:xfrm>
+                    <ns3:prstGeom prst="rect">
+                      <ns3:avLst/>
+                    </ns3:prstGeom>
+                  </ns4:spPr>
+                </ns4:pic>
+              </ns3:graphicData>
+            </ns3:graphic>
+          </wp:inline>
+        </w:drawing>
+      </w:r>
+    </w:p>
+    <w:p>
+      <w:pPr>
+        <w:pStyle w:val="Caption"/>
+      </w:pPr>
+      <w:r>
+        <w:t xml:space="preserve">Figure </w:t>
+      </w:r>
+      <w:r>
+        <w:fldChar w:fldCharType="begin"/>
+      </w:r>
+      <w:r>
+        <w:instrText xml:space="preserve"> SEQ Figure \* ARABIC </w:instrText>
+      </w:r>
+      <w:r>
+        <w:fldChar w:fldCharType="separate"/>
+      </w:r>
+      <w:r>
+        <w:t xml:space="preserve">1</w:t>
+      </w:r>
+      <w:r>
+        <w:fldChar w:fldCharType="end"/>
+      </w:r>
+      <w:r>
+        <w:t xml:space="preserve">. DocuSkills Corp growth curve (synthetic illustration).</w:t>
       </w:r>
     </w:p>
     <w:sectPr>
@@ -874,7 +1471,7 @@
     <w:r>
       <w:drawing>
         <wp:inline distT="0" distB="0" distL="0" distR="0">
-          <wp:extent cx="762000" cy="254000"/>
+          <wp:extent cx="360000" cy="360000"/>
           <wp:effectExtent l="0" t="0" r="0" b="0"/>
           <wp:docPr id="200" name="DocuSkillsHeaderLogo"/>
           <wp:cNvGraphicFramePr>
@@ -896,7 +1493,7 @@
                 <ns4:spPr>
                   <ns3:xfrm>
                     <ns3:off x="0" y="0"/>
-                    <ns3:ext cx="762000" cy="254000"/>
+                    <ns3:ext cx="360000" cy="360000"/>
                   </ns3:xfrm>
                   <ns3:prstGeom prst="rect">
                     <ns3:avLst/>
@@ -919,25 +1516,25 @@
     <w:lvl w:ilvl="0">
       <w:start w:val="1"/>
       <w:numFmt w:val="bullet"/>
-      <w:lvlText w:val=""/>
+      <w:lvlText w:val="•"/>
       <w:lvlJc w:val="left"/>
       <w:pPr>
         <w:ind w:left="720" w:hanging="360"/>
       </w:pPr>
       <w:rPr>
-        <w:rFonts w:ascii="Symbol" w:hAnsi="Symbol" w:hint="default"/>
+        <w:rFonts w:ascii="Arial" w:hAnsi="Arial" w:cs="Arial" w:hint="default"/>
       </w:rPr>
     </w:lvl>
     <w:lvl w:ilvl="1">
       <w:start w:val="1"/>
       <w:numFmt w:val="bullet"/>
-      <w:lvlText w:val=""/>
+      <w:lvlText w:val="–"/>
       <w:lvlJc w:val="left"/>
       <w:pPr>
         <w:ind w:left="1440" w:hanging="360"/>
       </w:pPr>
       <w:rPr>
-        <w:rFonts w:ascii="Symbol" w:hAnsi="Symbol" w:hint="default"/>
+        <w:rFonts w:ascii="Arial" w:hAnsi="Arial" w:cs="Arial" w:hint="default"/>
       </w:rPr>
     </w:lvl>
   </w:abstractNum>
@@ -12879,7 +13476,7 @@
       <w:shd w:val="clear" w:color="auto" w:fill="EAF1FF"/>
       <w:pBdr>
         <w:top w:val="single" w:sz="12" w:space="6" w:color="2B7CD3"/>
-        <w:left w:val="single" w:sz="12" w:space="6" w:color="2B7CD3"/>
+        <w:left w:val="single" w:sz="24" w:space="6" w:color="E0742B"/>
         <w:bottom w:val="single" w:sz="12" w:space="6" w:color="2B7CD3"/>
         <w:right w:val="single" w:sz="12" w:space="6" w:color="2B7CD3"/>
       </w:pBdr>
@@ -12895,6 +13492,7 @@
     <w:qFormat/>
     <w:pPr>
       <w:numPr>
+        <w:ilvl w:val="0"/>
         <w:numId w:val="1"/>
       </w:numPr>
     </w:pPr>
@@ -12905,6 +13503,7 @@
     <w:qFormat/>
     <w:pPr>
       <w:numPr>
+        <w:ilvl w:val="1"/>
         <w:numId w:val="2"/>
       </w:numPr>
     </w:pPr>
@@ -12915,6 +13514,7 @@
     <w:qFormat/>
     <w:pPr>
       <w:numPr>
+        <w:ilvl w:val="0"/>
         <w:numId w:val="3"/>
       </w:numPr>
     </w:pPr>
